--- a/docs/Desafio Indicium AI - BanVic Dashboard e Storytelling - Luiz Eduardo Ferreira.docx
+++ b/docs/Desafio Indicium AI - BanVic Dashboard e Storytelling - Luiz Eduardo Ferreira.docx
@@ -15,7 +15,6 @@
           <w:lang w:val="en-US"/>
         </w:rPr>
       </w:pPr>
-      <w:proofErr w:type="spellStart"/>
       <w:r>
         <w:rPr>
           <w:rFonts w:ascii="Times New Roman" w:hAnsi="Times New Roman" w:cs="Times New Roman"/>
@@ -25,7 +24,6 @@
         </w:rPr>
         <w:t>Projeto</w:t>
       </w:r>
-      <w:proofErr w:type="spellEnd"/>
       <w:r>
         <w:rPr>
           <w:rFonts w:ascii="Times New Roman" w:hAnsi="Times New Roman" w:cs="Times New Roman"/>
@@ -149,16 +147,7 @@
           <w:szCs w:val="20"/>
           <w:lang w:val="en-US"/>
         </w:rPr>
-        <w:t xml:space="preserve"> </w:t>
-      </w:r>
-      <w:r>
-        <w:rPr>
-          <w:rFonts w:ascii="Times New Roman" w:hAnsi="Times New Roman" w:cs="Times New Roman"/>
-          <w:sz w:val="20"/>
-          <w:szCs w:val="20"/>
-          <w:lang w:val="en-US"/>
-        </w:rPr>
-        <w:t>BanVic</w:t>
+        <w:t xml:space="preserve"> BanVic</w:t>
       </w:r>
       <w:r>
         <w:rPr>
@@ -196,22 +185,8 @@
         <w:jc w:val="both"/>
         <w:rPr>
           <w:rFonts w:ascii="Times New Roman" w:hAnsi="Times New Roman" w:cs="Times New Roman"/>
-          <w:sz w:val="20"/>
-          <w:szCs w:val="20"/>
-          <w:lang w:val="en-US"/>
-        </w:rPr>
-      </w:pPr>
-    </w:p>
-    <w:p>
-      <w:pPr>
-        <w:spacing w:line="360" w:lineRule="auto"/>
-        <w:jc w:val="both"/>
-        <w:rPr>
-          <w:rFonts w:ascii="Times New Roman" w:hAnsi="Times New Roman" w:cs="Times New Roman"/>
           <w:b/>
           <w:bCs/>
-          <w:i/>
-          <w:iCs/>
           <w:sz w:val="28"/>
           <w:szCs w:val="28"/>
         </w:rPr>
@@ -221,8 +196,6 @@
           <w:rFonts w:ascii="Times New Roman" w:hAnsi="Times New Roman" w:cs="Times New Roman"/>
           <w:b/>
           <w:bCs/>
-          <w:i/>
-          <w:iCs/>
           <w:sz w:val="28"/>
           <w:szCs w:val="28"/>
         </w:rPr>
@@ -233,8 +206,6 @@
           <w:rFonts w:ascii="Times New Roman" w:hAnsi="Times New Roman" w:cs="Times New Roman"/>
           <w:b/>
           <w:bCs/>
-          <w:i/>
-          <w:iCs/>
           <w:sz w:val="28"/>
           <w:szCs w:val="28"/>
         </w:rPr>
@@ -656,6 +627,7 @@
           <w:rFonts w:ascii="Times New Roman" w:hAnsi="Times New Roman" w:cs="Times New Roman"/>
           <w:b/>
           <w:bCs/>
+          <w:noProof/>
         </w:rPr>
         <w:drawing>
           <wp:inline distT="0" distB="0" distL="0" distR="0" wp14:anchorId="5BFD1ABE" wp14:editId="5BA65354">
@@ -990,40 +962,8 @@
                 <w:sz w:val="20"/>
                 <w:szCs w:val="20"/>
               </w:rPr>
-              <w:t>Header</w:t>
-            </w:r>
-            <w:r>
-              <w:rPr>
-                <w:rFonts w:ascii="Times New Roman" w:hAnsi="Times New Roman" w:cs="Times New Roman"/>
-                <w:i/>
-                <w:iCs/>
-                <w:sz w:val="20"/>
-                <w:szCs w:val="20"/>
-              </w:rPr>
-              <w:t xml:space="preserve"> </w:t>
-            </w:r>
-            <w:r>
-              <w:rPr>
-                <w:rFonts w:ascii="Times New Roman" w:hAnsi="Times New Roman" w:cs="Times New Roman"/>
-                <w:i/>
-                <w:iCs/>
-                <w:sz w:val="20"/>
-                <w:szCs w:val="20"/>
-              </w:rPr>
-              <w:t xml:space="preserve">/ </w:t>
-            </w:r>
-            <w:proofErr w:type="spellStart"/>
-            <w:r>
-              <w:rPr>
-                <w:rFonts w:ascii="Times New Roman" w:hAnsi="Times New Roman" w:cs="Times New Roman"/>
-                <w:i/>
-                <w:iCs/>
-                <w:sz w:val="20"/>
-                <w:szCs w:val="20"/>
-              </w:rPr>
-              <w:t>Identification</w:t>
-            </w:r>
-            <w:proofErr w:type="spellEnd"/>
+              <w:t>Header / Identification</w:t>
+            </w:r>
           </w:p>
         </w:tc>
         <w:tc>
@@ -1161,7 +1101,6 @@
                 <w:szCs w:val="20"/>
               </w:rPr>
             </w:pPr>
-            <w:proofErr w:type="spellStart"/>
             <w:r>
               <w:rPr>
                 <w:rFonts w:ascii="Times New Roman" w:hAnsi="Times New Roman" w:cs="Times New Roman"/>
@@ -1170,31 +1109,8 @@
                 <w:sz w:val="20"/>
                 <w:szCs w:val="20"/>
               </w:rPr>
-              <w:t>Filters</w:t>
-            </w:r>
-            <w:proofErr w:type="spellEnd"/>
-            <w:r>
-              <w:rPr>
-                <w:rFonts w:ascii="Times New Roman" w:hAnsi="Times New Roman" w:cs="Times New Roman"/>
-                <w:i/>
-                <w:iCs/>
-                <w:sz w:val="20"/>
-                <w:szCs w:val="20"/>
-              </w:rPr>
-              <w:t xml:space="preserve"> / </w:t>
-            </w:r>
-            <w:proofErr w:type="spellStart"/>
-            <w:r>
-              <w:rPr>
-                <w:rFonts w:ascii="Times New Roman" w:hAnsi="Times New Roman" w:cs="Times New Roman"/>
-                <w:i/>
-                <w:iCs/>
-                <w:sz w:val="20"/>
-                <w:szCs w:val="20"/>
-              </w:rPr>
-              <w:t>Navigation</w:t>
-            </w:r>
-            <w:proofErr w:type="spellEnd"/>
+              <w:t>Filters / Navigation</w:t>
+            </w:r>
           </w:p>
         </w:tc>
         <w:tc>
@@ -1244,16 +1160,7 @@
                 <w:sz w:val="20"/>
                 <w:szCs w:val="20"/>
               </w:rPr>
-              <w:t xml:space="preserve"> e por </w:t>
-            </w:r>
-            <w:r>
-              <w:rPr>
-                <w:rFonts w:ascii="Times New Roman" w:hAnsi="Times New Roman" w:cs="Times New Roman"/>
-                <w:sz w:val="20"/>
-                <w:szCs w:val="20"/>
-              </w:rPr>
-              <w:lastRenderedPageBreak/>
-              <w:t>proposta</w:t>
+              <w:t xml:space="preserve"> e por proposta</w:t>
             </w:r>
             <w:r>
               <w:rPr>
@@ -1269,15 +1176,7 @@
                 <w:sz w:val="20"/>
                 <w:szCs w:val="20"/>
               </w:rPr>
-              <w:t xml:space="preserve"> de crédito)</w:t>
-            </w:r>
-            <w:r>
-              <w:rPr>
-                <w:rFonts w:ascii="Times New Roman" w:hAnsi="Times New Roman" w:cs="Times New Roman"/>
-                <w:sz w:val="20"/>
-                <w:szCs w:val="20"/>
-              </w:rPr>
-              <w:t xml:space="preserve">, </w:t>
+              <w:t xml:space="preserve"> de crédito), </w:t>
             </w:r>
             <w:r>
               <w:rPr>
@@ -1287,9 +1186,17 @@
                 <w:sz w:val="20"/>
                 <w:szCs w:val="20"/>
               </w:rPr>
-              <w:t xml:space="preserve">Branch </w:t>
-            </w:r>
-            <w:proofErr w:type="spellStart"/>
+              <w:lastRenderedPageBreak/>
+              <w:t>Branch Type, Branch Name</w:t>
+            </w:r>
+            <w:r>
+              <w:rPr>
+                <w:rFonts w:ascii="Times New Roman" w:hAnsi="Times New Roman" w:cs="Times New Roman"/>
+                <w:sz w:val="20"/>
+                <w:szCs w:val="20"/>
+              </w:rPr>
+              <w:t xml:space="preserve"> e </w:t>
+            </w:r>
             <w:r>
               <w:rPr>
                 <w:rFonts w:ascii="Times New Roman" w:hAnsi="Times New Roman" w:cs="Times New Roman"/>
@@ -1298,48 +1205,7 @@
                 <w:sz w:val="20"/>
                 <w:szCs w:val="20"/>
               </w:rPr>
-              <w:t>Type</w:t>
-            </w:r>
-            <w:proofErr w:type="spellEnd"/>
-            <w:r>
-              <w:rPr>
-                <w:rFonts w:ascii="Times New Roman" w:hAnsi="Times New Roman" w:cs="Times New Roman"/>
-                <w:i/>
-                <w:iCs/>
-                <w:sz w:val="20"/>
-                <w:szCs w:val="20"/>
-              </w:rPr>
-              <w:t>, Branch Name</w:t>
-            </w:r>
-            <w:r>
-              <w:rPr>
-                <w:rFonts w:ascii="Times New Roman" w:hAnsi="Times New Roman" w:cs="Times New Roman"/>
-                <w:sz w:val="20"/>
-                <w:szCs w:val="20"/>
-              </w:rPr>
-              <w:t xml:space="preserve"> e </w:t>
-            </w:r>
-            <w:proofErr w:type="spellStart"/>
-            <w:r>
-              <w:rPr>
-                <w:rFonts w:ascii="Times New Roman" w:hAnsi="Times New Roman" w:cs="Times New Roman"/>
-                <w:i/>
-                <w:iCs/>
-                <w:sz w:val="20"/>
-                <w:szCs w:val="20"/>
-              </w:rPr>
-              <w:t>Transaction</w:t>
-            </w:r>
-            <w:proofErr w:type="spellEnd"/>
-            <w:r>
-              <w:rPr>
-                <w:rFonts w:ascii="Times New Roman" w:hAnsi="Times New Roman" w:cs="Times New Roman"/>
-                <w:i/>
-                <w:iCs/>
-                <w:sz w:val="20"/>
-                <w:szCs w:val="20"/>
-              </w:rPr>
-              <w:t xml:space="preserve"> Name</w:t>
+              <w:t>Transaction Name</w:t>
             </w:r>
           </w:p>
         </w:tc>
@@ -1365,7 +1231,7 @@
                 <w:szCs w:val="20"/>
               </w:rPr>
               <w:lastRenderedPageBreak/>
-              <w:t xml:space="preserve">Permitir a segmentação dinâmica das análises por período, canal/agência e </w:t>
+              <w:t xml:space="preserve">Permitir a segmentação dinâmica das análises por período, canal/agência e tipo de transação. Os filtros são </w:t>
             </w:r>
             <w:r>
               <w:rPr>
@@ -1374,7 +1240,7 @@
                 <w:szCs w:val="20"/>
               </w:rPr>
               <w:lastRenderedPageBreak/>
-              <w:t>tipo de transação. Os filtros são aplicados aos indicadores e visualizações relacionados.</w:t>
+              <w:t>aplicados aos indicadores e visualizações relacionados.</w:t>
             </w:r>
           </w:p>
         </w:tc>
@@ -1443,29 +1309,7 @@
                 <w:sz w:val="20"/>
                 <w:szCs w:val="20"/>
               </w:rPr>
-              <w:t xml:space="preserve">Key Performance </w:t>
-            </w:r>
-            <w:proofErr w:type="spellStart"/>
-            <w:r>
-              <w:rPr>
-                <w:rFonts w:ascii="Times New Roman" w:hAnsi="Times New Roman" w:cs="Times New Roman"/>
-                <w:i/>
-                <w:iCs/>
-                <w:sz w:val="20"/>
-                <w:szCs w:val="20"/>
-              </w:rPr>
-              <w:t>Indicators</w:t>
-            </w:r>
-            <w:proofErr w:type="spellEnd"/>
-            <w:r>
-              <w:rPr>
-                <w:rFonts w:ascii="Times New Roman" w:hAnsi="Times New Roman" w:cs="Times New Roman"/>
-                <w:i/>
-                <w:iCs/>
-                <w:sz w:val="20"/>
-                <w:szCs w:val="20"/>
-              </w:rPr>
-              <w:t xml:space="preserve"> (KPIs)</w:t>
+              <w:t>Key Performance Indicators (KPIs)</w:t>
             </w:r>
           </w:p>
         </w:tc>
@@ -1667,7 +1511,6 @@
                 <w:szCs w:val="20"/>
               </w:rPr>
             </w:pPr>
-            <w:proofErr w:type="spellStart"/>
             <w:r>
               <w:rPr>
                 <w:rFonts w:ascii="Times New Roman" w:hAnsi="Times New Roman" w:cs="Times New Roman"/>
@@ -1676,31 +1519,8 @@
                 <w:sz w:val="20"/>
                 <w:szCs w:val="20"/>
               </w:rPr>
-              <w:t>Analytical</w:t>
-            </w:r>
-            <w:proofErr w:type="spellEnd"/>
-            <w:r>
-              <w:rPr>
-                <w:rFonts w:ascii="Times New Roman" w:hAnsi="Times New Roman" w:cs="Times New Roman"/>
-                <w:i/>
-                <w:iCs/>
-                <w:sz w:val="20"/>
-                <w:szCs w:val="20"/>
-              </w:rPr>
-              <w:t xml:space="preserve"> </w:t>
-            </w:r>
-            <w:proofErr w:type="spellStart"/>
-            <w:r>
-              <w:rPr>
-                <w:rFonts w:ascii="Times New Roman" w:hAnsi="Times New Roman" w:cs="Times New Roman"/>
-                <w:i/>
-                <w:iCs/>
-                <w:sz w:val="20"/>
-                <w:szCs w:val="20"/>
-              </w:rPr>
-              <w:t>Visualizations</w:t>
-            </w:r>
-            <w:proofErr w:type="spellEnd"/>
+              <w:t>Analytical Visualizations</w:t>
+            </w:r>
           </w:p>
         </w:tc>
         <w:tc>
@@ -1866,6 +1686,7 @@
           <w:rFonts w:ascii="Times New Roman" w:hAnsi="Times New Roman" w:cs="Times New Roman"/>
           <w:b/>
           <w:bCs/>
+          <w:noProof/>
         </w:rPr>
         <w:drawing>
           <wp:inline distT="0" distB="0" distL="0" distR="0" wp14:anchorId="1118DD52" wp14:editId="16D7B627">
@@ -2037,24 +1858,7 @@
           <w:b/>
           <w:bCs/>
         </w:rPr>
-        <w:lastRenderedPageBreak/>
-        <w:t xml:space="preserve">Leitura </w:t>
-      </w:r>
-      <w:r>
-        <w:rPr>
-          <w:rFonts w:ascii="Times New Roman" w:hAnsi="Times New Roman" w:cs="Times New Roman"/>
-          <w:b/>
-          <w:bCs/>
-        </w:rPr>
-        <w:t>complementar da região</w:t>
-      </w:r>
-      <w:r>
-        <w:rPr>
-          <w:rFonts w:ascii="Times New Roman" w:hAnsi="Times New Roman" w:cs="Times New Roman"/>
-          <w:b/>
-          <w:bCs/>
-        </w:rPr>
-        <w:t xml:space="preserve"> 3 </w:t>
+        <w:t xml:space="preserve">Leitura complementar da região 3 </w:t>
       </w:r>
     </w:p>
     <w:p>
@@ -2070,25 +1874,8 @@
         <w:rPr>
           <w:rFonts w:ascii="Times New Roman" w:hAnsi="Times New Roman" w:cs="Times New Roman"/>
         </w:rPr>
-        <w:t>Essa região</w:t>
-      </w:r>
-      <w:r>
-        <w:rPr>
-          <w:rFonts w:ascii="Times New Roman" w:hAnsi="Times New Roman" w:cs="Times New Roman"/>
-        </w:rPr>
-        <w:t xml:space="preserve"> reúne os principais KPIs comerciais do BanVic</w:t>
-      </w:r>
-      <w:r>
-        <w:rPr>
-          <w:rFonts w:ascii="Times New Roman" w:hAnsi="Times New Roman" w:cs="Times New Roman"/>
-        </w:rPr>
-        <w:t xml:space="preserve"> solicitados pelo time comercial e pela diretora comercial Camila Diniz</w:t>
-      </w:r>
-      <w:r>
-        <w:rPr>
-          <w:rFonts w:ascii="Times New Roman" w:hAnsi="Times New Roman" w:cs="Times New Roman"/>
-        </w:rPr>
-        <w:t xml:space="preserve">. </w:t>
+        <w:lastRenderedPageBreak/>
+        <w:t xml:space="preserve">Essa região reúne os principais KPIs comerciais do BanVic solicitados pelo time comercial e pela diretora comercial Camila Diniz. </w:t>
       </w:r>
       <w:r>
         <w:rPr>
@@ -2096,168 +1883,64 @@
           <w:i/>
           <w:iCs/>
         </w:rPr>
-        <w:t xml:space="preserve">Active </w:t>
-      </w:r>
-      <w:proofErr w:type="spellStart"/>
+        <w:t>Active Customers</w:t>
+      </w:r>
+      <w:r>
+        <w:rPr>
+          <w:rFonts w:ascii="Times New Roman" w:hAnsi="Times New Roman" w:cs="Times New Roman"/>
+        </w:rPr>
+        <w:t xml:space="preserve"> mede o engajamento da base, </w:t>
+      </w:r>
       <w:r>
         <w:rPr>
           <w:rFonts w:ascii="Times New Roman" w:hAnsi="Times New Roman" w:cs="Times New Roman"/>
           <w:i/>
           <w:iCs/>
         </w:rPr>
-        <w:t>Customers</w:t>
-      </w:r>
-      <w:proofErr w:type="spellEnd"/>
-      <w:r>
-        <w:rPr>
-          <w:rFonts w:ascii="Times New Roman" w:hAnsi="Times New Roman" w:cs="Times New Roman"/>
-        </w:rPr>
-        <w:t xml:space="preserve"> mede o engajamento da base, </w:t>
-      </w:r>
-      <w:proofErr w:type="spellStart"/>
+        <w:t>Churn Rate</w:t>
+      </w:r>
+      <w:r>
+        <w:rPr>
+          <w:rFonts w:ascii="Times New Roman" w:hAnsi="Times New Roman" w:cs="Times New Roman"/>
+        </w:rPr>
+        <w:t xml:space="preserve"> acompanha a perda de clientes ativos, </w:t>
+      </w:r>
       <w:r>
         <w:rPr>
           <w:rFonts w:ascii="Times New Roman" w:hAnsi="Times New Roman" w:cs="Times New Roman"/>
           <w:i/>
           <w:iCs/>
         </w:rPr>
-        <w:t>Churn</w:t>
-      </w:r>
-      <w:proofErr w:type="spellEnd"/>
+        <w:t>Avg New Customers per Year</w:t>
+      </w:r>
+      <w:r>
+        <w:rPr>
+          <w:rFonts w:ascii="Times New Roman" w:hAnsi="Times New Roman" w:cs="Times New Roman"/>
+        </w:rPr>
+        <w:t xml:space="preserve"> monitora a aquisição, </w:t>
+      </w:r>
       <w:r>
         <w:rPr>
           <w:rFonts w:ascii="Times New Roman" w:hAnsi="Times New Roman" w:cs="Times New Roman"/>
           <w:i/>
           <w:iCs/>
         </w:rPr>
-        <w:t xml:space="preserve"> Rate</w:t>
-      </w:r>
-      <w:r>
-        <w:rPr>
-          <w:rFonts w:ascii="Times New Roman" w:hAnsi="Times New Roman" w:cs="Times New Roman"/>
-        </w:rPr>
-        <w:t xml:space="preserve"> acompanha a perda de clientes ativos, </w:t>
-      </w:r>
-      <w:proofErr w:type="spellStart"/>
+        <w:t>Total Transactions</w:t>
+      </w:r>
+      <w:r>
+        <w:rPr>
+          <w:rFonts w:ascii="Times New Roman" w:hAnsi="Times New Roman" w:cs="Times New Roman"/>
+        </w:rPr>
+        <w:t xml:space="preserve"> representa o volume de operações e </w:t>
+      </w:r>
       <w:r>
         <w:rPr>
           <w:rFonts w:ascii="Times New Roman" w:hAnsi="Times New Roman" w:cs="Times New Roman"/>
           <w:i/>
           <w:iCs/>
         </w:rPr>
-        <w:t>Avg</w:t>
-      </w:r>
-      <w:proofErr w:type="spellEnd"/>
-      <w:r>
-        <w:rPr>
-          <w:rFonts w:ascii="Times New Roman" w:hAnsi="Times New Roman" w:cs="Times New Roman"/>
-          <w:i/>
-          <w:iCs/>
-        </w:rPr>
-        <w:t xml:space="preserve"> </w:t>
-      </w:r>
-      <w:r>
-        <w:rPr>
-          <w:rFonts w:ascii="Times New Roman" w:hAnsi="Times New Roman" w:cs="Times New Roman"/>
-          <w:i/>
-          <w:iCs/>
-        </w:rPr>
-        <w:t xml:space="preserve">New </w:t>
-      </w:r>
-      <w:proofErr w:type="spellStart"/>
-      <w:r>
-        <w:rPr>
-          <w:rFonts w:ascii="Times New Roman" w:hAnsi="Times New Roman" w:cs="Times New Roman"/>
-          <w:i/>
-          <w:iCs/>
-        </w:rPr>
-        <w:t>Customers</w:t>
-      </w:r>
-      <w:proofErr w:type="spellEnd"/>
-      <w:r>
-        <w:rPr>
-          <w:rFonts w:ascii="Times New Roman" w:hAnsi="Times New Roman" w:cs="Times New Roman"/>
-          <w:i/>
-          <w:iCs/>
-        </w:rPr>
-        <w:t xml:space="preserve"> per Year</w:t>
-      </w:r>
-      <w:r>
-        <w:rPr>
-          <w:rFonts w:ascii="Times New Roman" w:hAnsi="Times New Roman" w:cs="Times New Roman"/>
-        </w:rPr>
-        <w:t xml:space="preserve"> monitora a aquisição, </w:t>
-      </w:r>
-      <w:r>
-        <w:rPr>
-          <w:rFonts w:ascii="Times New Roman" w:hAnsi="Times New Roman" w:cs="Times New Roman"/>
-          <w:i/>
-          <w:iCs/>
-        </w:rPr>
-        <w:t xml:space="preserve">Total </w:t>
-      </w:r>
-      <w:proofErr w:type="spellStart"/>
-      <w:r>
-        <w:rPr>
-          <w:rFonts w:ascii="Times New Roman" w:hAnsi="Times New Roman" w:cs="Times New Roman"/>
-          <w:i/>
-          <w:iCs/>
-        </w:rPr>
-        <w:t>Transactions</w:t>
-      </w:r>
-      <w:proofErr w:type="spellEnd"/>
-      <w:r>
-        <w:rPr>
-          <w:rFonts w:ascii="Times New Roman" w:hAnsi="Times New Roman" w:cs="Times New Roman"/>
-        </w:rPr>
-        <w:t xml:space="preserve"> representa o volume de operações e </w:t>
-      </w:r>
-      <w:proofErr w:type="spellStart"/>
-      <w:r>
-        <w:rPr>
-          <w:rFonts w:ascii="Times New Roman" w:hAnsi="Times New Roman" w:cs="Times New Roman"/>
-          <w:i/>
-          <w:iCs/>
-        </w:rPr>
-        <w:t>Avg</w:t>
-      </w:r>
-      <w:proofErr w:type="spellEnd"/>
-      <w:r>
-        <w:rPr>
-          <w:rFonts w:ascii="Times New Roman" w:hAnsi="Times New Roman" w:cs="Times New Roman"/>
-          <w:i/>
-          <w:iCs/>
-        </w:rPr>
-        <w:t xml:space="preserve"> </w:t>
-      </w:r>
-      <w:proofErr w:type="spellStart"/>
-      <w:r>
-        <w:rPr>
-          <w:rFonts w:ascii="Times New Roman" w:hAnsi="Times New Roman" w:cs="Times New Roman"/>
-          <w:i/>
-          <w:iCs/>
-        </w:rPr>
-        <w:t>Transaction</w:t>
-      </w:r>
-      <w:proofErr w:type="spellEnd"/>
-      <w:r>
-        <w:rPr>
-          <w:rFonts w:ascii="Times New Roman" w:hAnsi="Times New Roman" w:cs="Times New Roman"/>
-          <w:i/>
-          <w:iCs/>
-        </w:rPr>
-        <w:t xml:space="preserve"> </w:t>
-      </w:r>
-      <w:proofErr w:type="spellStart"/>
-      <w:r>
-        <w:rPr>
-          <w:rFonts w:ascii="Times New Roman" w:hAnsi="Times New Roman" w:cs="Times New Roman"/>
-          <w:i/>
-          <w:iCs/>
-        </w:rPr>
-        <w:t>Value</w:t>
-      </w:r>
-      <w:proofErr w:type="spellEnd"/>
+        <w:t>Avg Transaction Value</w:t>
+      </w:r>
       <w:r>
         <w:rPr>
           <w:rFonts w:ascii="Times New Roman" w:hAnsi="Times New Roman" w:cs="Times New Roman"/>
@@ -2314,23 +1997,7 @@
           <w:b/>
           <w:bCs/>
         </w:rPr>
-        <w:t xml:space="preserve">da </w:t>
-      </w:r>
-      <w:r>
-        <w:rPr>
-          <w:rFonts w:ascii="Times New Roman" w:hAnsi="Times New Roman" w:cs="Times New Roman"/>
-          <w:b/>
-          <w:bCs/>
-        </w:rPr>
-        <w:t>região</w:t>
-      </w:r>
-      <w:r>
-        <w:rPr>
-          <w:rFonts w:ascii="Times New Roman" w:hAnsi="Times New Roman" w:cs="Times New Roman"/>
-          <w:b/>
-          <w:bCs/>
-        </w:rPr>
-        <w:t xml:space="preserve"> 4</w:t>
+        <w:t>da região 4</w:t>
       </w:r>
     </w:p>
     <w:p>
@@ -2354,59 +2021,21 @@
           <w:i/>
           <w:iCs/>
         </w:rPr>
-        <w:t xml:space="preserve">Active vs. </w:t>
-      </w:r>
-      <w:proofErr w:type="spellStart"/>
+        <w:t>Active vs. Inactive Customers</w:t>
+      </w:r>
+      <w:r>
+        <w:rPr>
+          <w:rFonts w:ascii="Times New Roman" w:hAnsi="Times New Roman" w:cs="Times New Roman"/>
+        </w:rPr>
+        <w:t xml:space="preserve"> acompanha a evolução do engajamento da base e ajuda a contextualizar o indicador de clientes ativos. </w:t>
+      </w:r>
       <w:r>
         <w:rPr>
           <w:rFonts w:ascii="Times New Roman" w:hAnsi="Times New Roman" w:cs="Times New Roman"/>
           <w:i/>
           <w:iCs/>
         </w:rPr>
-        <w:t>Inactive</w:t>
-      </w:r>
-      <w:proofErr w:type="spellEnd"/>
-      <w:r>
-        <w:rPr>
-          <w:rFonts w:ascii="Times New Roman" w:hAnsi="Times New Roman" w:cs="Times New Roman"/>
-          <w:i/>
-          <w:iCs/>
-        </w:rPr>
-        <w:t xml:space="preserve"> </w:t>
-      </w:r>
-      <w:proofErr w:type="spellStart"/>
-      <w:r>
-        <w:rPr>
-          <w:rFonts w:ascii="Times New Roman" w:hAnsi="Times New Roman" w:cs="Times New Roman"/>
-          <w:i/>
-          <w:iCs/>
-        </w:rPr>
-        <w:t>Customers</w:t>
-      </w:r>
-      <w:proofErr w:type="spellEnd"/>
-      <w:r>
-        <w:rPr>
-          <w:rFonts w:ascii="Times New Roman" w:hAnsi="Times New Roman" w:cs="Times New Roman"/>
-        </w:rPr>
-        <w:t xml:space="preserve"> acompanha a evolução do engajamento da base e ajuda a contextualizar o indicador de clientes ativos. </w:t>
-      </w:r>
-      <w:proofErr w:type="spellStart"/>
-      <w:r>
-        <w:rPr>
-          <w:rFonts w:ascii="Times New Roman" w:hAnsi="Times New Roman" w:cs="Times New Roman"/>
-          <w:i/>
-          <w:iCs/>
-        </w:rPr>
-        <w:t>Transaction</w:t>
-      </w:r>
-      <w:proofErr w:type="spellEnd"/>
-      <w:r>
-        <w:rPr>
-          <w:rFonts w:ascii="Times New Roman" w:hAnsi="Times New Roman" w:cs="Times New Roman"/>
-          <w:i/>
-          <w:iCs/>
-        </w:rPr>
-        <w:t xml:space="preserve"> Evolution</w:t>
+        <w:t>Transaction Evolution</w:t>
       </w:r>
       <w:r>
         <w:rPr>
@@ -2436,265 +2065,141 @@
           <w:i/>
           <w:iCs/>
         </w:rPr>
-        <w:t xml:space="preserve">Digital vs. </w:t>
-      </w:r>
-      <w:proofErr w:type="spellStart"/>
+        <w:t>Digital vs. Physical Branches</w:t>
+      </w:r>
+      <w:r>
+        <w:rPr>
+          <w:rFonts w:ascii="Times New Roman" w:hAnsi="Times New Roman" w:cs="Times New Roman"/>
+        </w:rPr>
+        <w:t xml:space="preserve"> permite acompanhar a evolução dos dois canais e a expansão da presença digital. </w:t>
+      </w:r>
       <w:r>
         <w:rPr>
           <w:rFonts w:ascii="Times New Roman" w:hAnsi="Times New Roman" w:cs="Times New Roman"/>
           <w:i/>
           <w:iCs/>
         </w:rPr>
-        <w:t>Physical</w:t>
-      </w:r>
-      <w:proofErr w:type="spellEnd"/>
+        <w:t>Pix Evolution</w:t>
+      </w:r>
+      <w:r>
+        <w:rPr>
+          <w:rFonts w:ascii="Times New Roman" w:hAnsi="Times New Roman" w:cs="Times New Roman"/>
+        </w:rPr>
+        <w:t xml:space="preserve"> evidencia a adoção do Pix e sua participação crescente no comportamento transacional</w:t>
+      </w:r>
+      <w:r>
+        <w:rPr>
+          <w:rFonts w:ascii="Times New Roman" w:hAnsi="Times New Roman" w:cs="Times New Roman"/>
+        </w:rPr>
+        <w:t xml:space="preserve"> a partir de novembro de 2020</w:t>
+      </w:r>
+      <w:r>
+        <w:rPr>
+          <w:rFonts w:ascii="Times New Roman" w:hAnsi="Times New Roman" w:cs="Times New Roman"/>
+        </w:rPr>
+        <w:t xml:space="preserve">. Por fim, </w:t>
+      </w:r>
       <w:r>
         <w:rPr>
           <w:rFonts w:ascii="Times New Roman" w:hAnsi="Times New Roman" w:cs="Times New Roman"/>
           <w:i/>
           <w:iCs/>
         </w:rPr>
-        <w:t xml:space="preserve"> </w:t>
-      </w:r>
-      <w:proofErr w:type="spellStart"/>
+        <w:t>Credit Proposals by Status</w:t>
+      </w:r>
+      <w:r>
+        <w:rPr>
+          <w:rFonts w:ascii="Times New Roman" w:hAnsi="Times New Roman" w:cs="Times New Roman"/>
+        </w:rPr>
+        <w:t xml:space="preserve"> apresenta a distribuição e evolução das propostas de crédito de acordo com seus respectivos status.</w:t>
+      </w:r>
+    </w:p>
+    <w:p>
+      <w:pPr>
+        <w:spacing w:line="360" w:lineRule="auto"/>
+        <w:jc w:val="both"/>
+        <w:rPr>
+          <w:rFonts w:ascii="Times New Roman" w:hAnsi="Times New Roman" w:cs="Times New Roman"/>
+          <w:b/>
+          <w:bCs/>
+          <w:sz w:val="28"/>
+          <w:szCs w:val="28"/>
+        </w:rPr>
+      </w:pPr>
+      <w:r>
+        <w:rPr>
+          <w:rFonts w:ascii="Times New Roman" w:hAnsi="Times New Roman" w:cs="Times New Roman"/>
+          <w:b/>
+          <w:bCs/>
+          <w:sz w:val="28"/>
+          <w:szCs w:val="28"/>
+        </w:rPr>
+        <w:t xml:space="preserve">Storytelling do </w:t>
+      </w:r>
+      <w:r>
+        <w:rPr>
+          <w:rFonts w:ascii="Times New Roman" w:hAnsi="Times New Roman" w:cs="Times New Roman"/>
+          <w:b/>
+          <w:bCs/>
+          <w:sz w:val="28"/>
+          <w:szCs w:val="28"/>
+        </w:rPr>
+        <w:t>d</w:t>
+      </w:r>
+      <w:r>
+        <w:rPr>
+          <w:rFonts w:ascii="Times New Roman" w:hAnsi="Times New Roman" w:cs="Times New Roman"/>
+          <w:b/>
+          <w:bCs/>
+          <w:sz w:val="28"/>
+          <w:szCs w:val="28"/>
+        </w:rPr>
+        <w:t>ashboard BanVic</w:t>
+      </w:r>
+    </w:p>
+    <w:p>
+      <w:pPr>
+        <w:spacing w:line="360" w:lineRule="auto"/>
+        <w:jc w:val="both"/>
+        <w:rPr>
+          <w:rFonts w:ascii="Times New Roman" w:hAnsi="Times New Roman" w:cs="Times New Roman"/>
+          <w:sz w:val="20"/>
+          <w:szCs w:val="20"/>
+        </w:rPr>
+      </w:pPr>
+      <w:r>
+        <w:rPr>
+          <w:rFonts w:ascii="Times New Roman" w:hAnsi="Times New Roman" w:cs="Times New Roman"/>
+          <w:b/>
+          <w:bCs/>
+          <w:sz w:val="20"/>
+          <w:szCs w:val="20"/>
+        </w:rPr>
+        <w:t>*</w:t>
+      </w:r>
+      <w:r>
+        <w:rPr>
+          <w:rFonts w:ascii="Times New Roman" w:hAnsi="Times New Roman" w:cs="Times New Roman"/>
+          <w:b/>
+          <w:bCs/>
+          <w:sz w:val="20"/>
+          <w:szCs w:val="20"/>
+        </w:rPr>
+        <w:t>Nota:</w:t>
+      </w:r>
+      <w:r>
+        <w:rPr>
+          <w:rFonts w:ascii="Times New Roman" w:hAnsi="Times New Roman" w:cs="Times New Roman"/>
+          <w:sz w:val="20"/>
+          <w:szCs w:val="20"/>
+        </w:rPr>
+        <w:t xml:space="preserve"> o pico observado em dezembro de 2022 na base de transações da BanVic apresenta um comportamento atípico em relação ao histórico da base. Para fins didáticos, o período foi mantido e analisado no estudo, permitindo explorar sua composição e seus impactos nos indicadores e na construção do </w:t>
+      </w:r>
       <w:r>
         <w:rPr>
           <w:rFonts w:ascii="Times New Roman" w:hAnsi="Times New Roman" w:cs="Times New Roman"/>
           <w:i/>
           <w:iCs/>
-        </w:rPr>
-        <w:t>Branches</w:t>
-      </w:r>
-      <w:proofErr w:type="spellEnd"/>
-      <w:r>
-        <w:rPr>
-          <w:rFonts w:ascii="Times New Roman" w:hAnsi="Times New Roman" w:cs="Times New Roman"/>
-        </w:rPr>
-        <w:t xml:space="preserve"> permite acompanhar a evolução dos dois canais e a expansão da presença digital. </w:t>
-      </w:r>
-      <w:r>
-        <w:rPr>
-          <w:rFonts w:ascii="Times New Roman" w:hAnsi="Times New Roman" w:cs="Times New Roman"/>
-          <w:i/>
-          <w:iCs/>
-        </w:rPr>
-        <w:t>Pix Evolution</w:t>
-      </w:r>
-      <w:r>
-        <w:rPr>
-          <w:rFonts w:ascii="Times New Roman" w:hAnsi="Times New Roman" w:cs="Times New Roman"/>
-        </w:rPr>
-        <w:t xml:space="preserve"> evidencia a adoção do Pix e sua participação crescente no comportamento transacional</w:t>
-      </w:r>
-      <w:r>
-        <w:rPr>
-          <w:rFonts w:ascii="Times New Roman" w:hAnsi="Times New Roman" w:cs="Times New Roman"/>
-        </w:rPr>
-        <w:t xml:space="preserve"> a partir de novembro de 2020</w:t>
-      </w:r>
-      <w:r>
-        <w:rPr>
-          <w:rFonts w:ascii="Times New Roman" w:hAnsi="Times New Roman" w:cs="Times New Roman"/>
-        </w:rPr>
-        <w:t xml:space="preserve">. Por fim, </w:t>
-      </w:r>
-      <w:proofErr w:type="spellStart"/>
-      <w:r>
-        <w:rPr>
-          <w:rFonts w:ascii="Times New Roman" w:hAnsi="Times New Roman" w:cs="Times New Roman"/>
-          <w:i/>
-          <w:iCs/>
-        </w:rPr>
-        <w:t>Credit</w:t>
-      </w:r>
-      <w:proofErr w:type="spellEnd"/>
-      <w:r>
-        <w:rPr>
-          <w:rFonts w:ascii="Times New Roman" w:hAnsi="Times New Roman" w:cs="Times New Roman"/>
-          <w:i/>
-          <w:iCs/>
-        </w:rPr>
-        <w:t xml:space="preserve"> </w:t>
-      </w:r>
-      <w:proofErr w:type="spellStart"/>
-      <w:r>
-        <w:rPr>
-          <w:rFonts w:ascii="Times New Roman" w:hAnsi="Times New Roman" w:cs="Times New Roman"/>
-          <w:i/>
-          <w:iCs/>
-        </w:rPr>
-        <w:t>Proposals</w:t>
-      </w:r>
-      <w:proofErr w:type="spellEnd"/>
-      <w:r>
-        <w:rPr>
-          <w:rFonts w:ascii="Times New Roman" w:hAnsi="Times New Roman" w:cs="Times New Roman"/>
-          <w:i/>
-          <w:iCs/>
-        </w:rPr>
-        <w:t xml:space="preserve"> </w:t>
-      </w:r>
-      <w:proofErr w:type="spellStart"/>
-      <w:r>
-        <w:rPr>
-          <w:rFonts w:ascii="Times New Roman" w:hAnsi="Times New Roman" w:cs="Times New Roman"/>
-          <w:i/>
-          <w:iCs/>
-        </w:rPr>
-        <w:t>by</w:t>
-      </w:r>
-      <w:proofErr w:type="spellEnd"/>
-      <w:r>
-        <w:rPr>
-          <w:rFonts w:ascii="Times New Roman" w:hAnsi="Times New Roman" w:cs="Times New Roman"/>
-          <w:i/>
-          <w:iCs/>
-        </w:rPr>
-        <w:t xml:space="preserve"> Status</w:t>
-      </w:r>
-      <w:r>
-        <w:rPr>
-          <w:rFonts w:ascii="Times New Roman" w:hAnsi="Times New Roman" w:cs="Times New Roman"/>
-        </w:rPr>
-        <w:t xml:space="preserve"> apresenta a distribuição e evolução das propostas de crédito de acordo com seus respectivos status.</w:t>
-      </w:r>
-    </w:p>
-    <w:p>
-      <w:pPr>
-        <w:spacing w:line="360" w:lineRule="auto"/>
-        <w:ind w:firstLine="708"/>
-        <w:jc w:val="both"/>
-        <w:rPr>
-          <w:rFonts w:ascii="Times New Roman" w:hAnsi="Times New Roman" w:cs="Times New Roman"/>
-        </w:rPr>
-      </w:pPr>
-    </w:p>
-    <w:p>
-      <w:pPr>
-        <w:spacing w:line="360" w:lineRule="auto"/>
-        <w:jc w:val="both"/>
-        <w:rPr>
-          <w:rFonts w:ascii="Times New Roman" w:hAnsi="Times New Roman" w:cs="Times New Roman"/>
-          <w:b/>
-          <w:bCs/>
-          <w:i/>
-          <w:iCs/>
-          <w:sz w:val="28"/>
-          <w:szCs w:val="28"/>
-        </w:rPr>
-      </w:pPr>
-      <w:r>
-        <w:rPr>
-          <w:rFonts w:ascii="Times New Roman" w:hAnsi="Times New Roman" w:cs="Times New Roman"/>
-          <w:b/>
-          <w:bCs/>
-          <w:i/>
-          <w:iCs/>
-          <w:sz w:val="28"/>
-          <w:szCs w:val="28"/>
-        </w:rPr>
-        <w:t xml:space="preserve">Storytelling do </w:t>
-      </w:r>
-      <w:r>
-        <w:rPr>
-          <w:rFonts w:ascii="Times New Roman" w:hAnsi="Times New Roman" w:cs="Times New Roman"/>
-          <w:b/>
-          <w:bCs/>
-          <w:i/>
-          <w:iCs/>
-          <w:sz w:val="28"/>
-          <w:szCs w:val="28"/>
-        </w:rPr>
-        <w:t>d</w:t>
-      </w:r>
-      <w:r>
-        <w:rPr>
-          <w:rFonts w:ascii="Times New Roman" w:hAnsi="Times New Roman" w:cs="Times New Roman"/>
-          <w:b/>
-          <w:bCs/>
-          <w:i/>
-          <w:iCs/>
-          <w:sz w:val="28"/>
-          <w:szCs w:val="28"/>
-        </w:rPr>
-        <w:t>ashboard BanVic</w:t>
-      </w:r>
-    </w:p>
-    <w:p>
-      <w:pPr>
-        <w:spacing w:line="360" w:lineRule="auto"/>
-        <w:jc w:val="both"/>
-        <w:rPr>
-          <w:rFonts w:ascii="Times New Roman" w:hAnsi="Times New Roman" w:cs="Times New Roman"/>
-          <w:sz w:val="20"/>
-          <w:szCs w:val="20"/>
-        </w:rPr>
-      </w:pPr>
-      <w:r>
-        <w:rPr>
-          <w:rFonts w:ascii="Times New Roman" w:hAnsi="Times New Roman" w:cs="Times New Roman"/>
-          <w:b/>
-          <w:bCs/>
-          <w:sz w:val="20"/>
-          <w:szCs w:val="20"/>
-        </w:rPr>
-        <w:t>*</w:t>
-      </w:r>
-      <w:r>
-        <w:rPr>
-          <w:rFonts w:ascii="Times New Roman" w:hAnsi="Times New Roman" w:cs="Times New Roman"/>
-          <w:b/>
-          <w:bCs/>
-          <w:sz w:val="20"/>
-          <w:szCs w:val="20"/>
-        </w:rPr>
-        <w:t>Nota:</w:t>
-      </w:r>
-      <w:r>
-        <w:rPr>
-          <w:rFonts w:ascii="Times New Roman" w:hAnsi="Times New Roman" w:cs="Times New Roman"/>
-          <w:sz w:val="20"/>
-          <w:szCs w:val="20"/>
-        </w:rPr>
-        <w:t xml:space="preserve"> o</w:t>
-      </w:r>
-      <w:r>
-        <w:rPr>
-          <w:rFonts w:ascii="Times New Roman" w:hAnsi="Times New Roman" w:cs="Times New Roman"/>
-          <w:sz w:val="20"/>
-          <w:szCs w:val="20"/>
-        </w:rPr>
-        <w:t xml:space="preserve"> pico observado em dezembro de 2022 </w:t>
-      </w:r>
-      <w:r>
-        <w:rPr>
-          <w:rFonts w:ascii="Times New Roman" w:hAnsi="Times New Roman" w:cs="Times New Roman"/>
-          <w:sz w:val="20"/>
-          <w:szCs w:val="20"/>
-        </w:rPr>
-        <w:t xml:space="preserve">na base de transações da BanVic </w:t>
-      </w:r>
-      <w:r>
-        <w:rPr>
-          <w:rFonts w:ascii="Times New Roman" w:hAnsi="Times New Roman" w:cs="Times New Roman"/>
-          <w:sz w:val="20"/>
-          <w:szCs w:val="20"/>
-        </w:rPr>
-        <w:t>apresenta um comportamento atípico em relação ao histórico da base. Para fins didáticos, o período foi mantido e analisado no estudo, permitindo explorar sua composição e seus impactos nos indicadores</w:t>
-      </w:r>
-      <w:r>
-        <w:rPr>
-          <w:rFonts w:ascii="Times New Roman" w:hAnsi="Times New Roman" w:cs="Times New Roman"/>
-          <w:sz w:val="20"/>
-          <w:szCs w:val="20"/>
-        </w:rPr>
-        <w:t xml:space="preserve"> e na construção do </w:t>
-      </w:r>
-      <w:r>
-        <w:rPr>
-          <w:rFonts w:ascii="Times New Roman" w:hAnsi="Times New Roman" w:cs="Times New Roman"/>
-          <w:i/>
-          <w:iCs/>
           <w:sz w:val="20"/>
           <w:szCs w:val="20"/>
         </w:rPr>
@@ -2706,15 +2211,7 @@
           <w:sz w:val="20"/>
           <w:szCs w:val="20"/>
         </w:rPr>
-        <w:t xml:space="preserve"> a seguir</w:t>
-      </w:r>
-      <w:r>
-        <w:rPr>
-          <w:rFonts w:ascii="Times New Roman" w:hAnsi="Times New Roman" w:cs="Times New Roman"/>
-          <w:sz w:val="20"/>
-          <w:szCs w:val="20"/>
-        </w:rPr>
-        <w:t>. Entretanto, sua magnitude sugere uma possível particularidade ou ajuste técnico na origem dos dados, não devendo ser interpretado diretamente como crescimento natural da atividade transacional</w:t>
+        <w:t xml:space="preserve"> a seguir. Entretanto, sua magnitude sugere uma possível particularidade ou ajuste técnico na origem dos dados, não devendo ser interpretado diretamente como crescimento natural da atividade transacional</w:t>
       </w:r>
       <w:r>
         <w:rPr>
@@ -2812,7 +2309,6 @@
           <w:b/>
           <w:bCs/>
         </w:rPr>
-        <w:lastRenderedPageBreak/>
         <w:t>O crescimento da base foi acompanhado por maior atividade dos clientes</w:t>
       </w:r>
     </w:p>
@@ -2829,6 +2325,7 @@
         <w:rPr>
           <w:rFonts w:ascii="Times New Roman" w:hAnsi="Times New Roman" w:cs="Times New Roman"/>
         </w:rPr>
+        <w:lastRenderedPageBreak/>
         <w:t xml:space="preserve">O comportamento da base também apresenta uma melhora importante nos anos mais recentes. O percentual de </w:t>
       </w:r>
       <w:r>
@@ -2885,21 +2382,7 @@
         <w:rPr>
           <w:rFonts w:ascii="Times New Roman" w:hAnsi="Times New Roman" w:cs="Times New Roman"/>
         </w:rPr>
-        <w:t xml:space="preserve">O </w:t>
-      </w:r>
-      <w:proofErr w:type="spellStart"/>
-      <w:r>
-        <w:rPr>
-          <w:rFonts w:ascii="Times New Roman" w:hAnsi="Times New Roman" w:cs="Times New Roman"/>
-        </w:rPr>
-        <w:t>churn</w:t>
-      </w:r>
-      <w:proofErr w:type="spellEnd"/>
-      <w:r>
-        <w:rPr>
-          <w:rFonts w:ascii="Times New Roman" w:hAnsi="Times New Roman" w:cs="Times New Roman"/>
-        </w:rPr>
-        <w:t xml:space="preserve"> segue movimento inverso. Conforme a definição adotada na análise </w:t>
+        <w:t xml:space="preserve">O churn segue movimento inverso. Conforme a definição adotada na análise </w:t>
       </w:r>
       <w:r>
         <w:rPr>
@@ -4017,6 +3500,7 @@
   <w:style w:type="character" w:default="1" w:styleId="DefaultParagraphFont">
     <w:name w:val="Default Paragraph Font"/>
     <w:uiPriority w:val="1"/>
+    <w:semiHidden/>
     <w:unhideWhenUsed/>
   </w:style>
   <w:style w:type="table" w:default="1" w:styleId="TableNormal">

--- a/docs/Desafio Indicium AI - BanVic Dashboard e Storytelling - Luiz Eduardo Ferreira.docx
+++ b/docs/Desafio Indicium AI - BanVic Dashboard e Storytelling - Luiz Eduardo Ferreira.docx
@@ -15,6 +15,7 @@
           <w:lang w:val="en-US"/>
         </w:rPr>
       </w:pPr>
+      <w:proofErr w:type="spellStart"/>
       <w:r>
         <w:rPr>
           <w:rFonts w:ascii="Times New Roman" w:hAnsi="Times New Roman" w:cs="Times New Roman"/>
@@ -24,6 +25,7 @@
         </w:rPr>
         <w:t>Projeto</w:t>
       </w:r>
+      <w:proofErr w:type="spellEnd"/>
       <w:r>
         <w:rPr>
           <w:rFonts w:ascii="Times New Roman" w:hAnsi="Times New Roman" w:cs="Times New Roman"/>
@@ -243,17 +245,7 @@
           <w:b/>
           <w:bCs/>
         </w:rPr>
-        <w:t xml:space="preserve">definidas no </w:t>
-      </w:r>
-      <w:r>
-        <w:rPr>
-          <w:rFonts w:ascii="Times New Roman" w:hAnsi="Times New Roman" w:cs="Times New Roman"/>
-          <w:b/>
-          <w:bCs/>
-          <w:i/>
-          <w:iCs/>
-        </w:rPr>
-        <w:t>mockup</w:t>
+        <w:t>definidas</w:t>
       </w:r>
     </w:p>
     <w:p>
@@ -274,10 +266,8 @@
       <w:r>
         <w:rPr>
           <w:rFonts w:ascii="Times New Roman" w:hAnsi="Times New Roman" w:cs="Times New Roman"/>
-          <w:i/>
-          <w:iCs/>
-        </w:rPr>
-        <w:t>Mockup</w:t>
+        </w:rPr>
+        <w:t>Croqui</w:t>
       </w:r>
       <w:r>
         <w:rPr>
@@ -760,11 +750,13 @@
       <w:r>
         <w:rPr>
           <w:rFonts w:ascii="Times New Roman" w:hAnsi="Times New Roman" w:cs="Times New Roman"/>
+          <w:i w:val="0"/>
+          <w:iCs w:val="0"/>
           <w:color w:val="000000" w:themeColor="text1"/>
           <w:sz w:val="20"/>
           <w:szCs w:val="20"/>
         </w:rPr>
-        <w:t>Mockup</w:t>
+        <w:t>Croqui</w:t>
       </w:r>
       <w:r>
         <w:rPr>
@@ -962,8 +954,20 @@
                 <w:sz w:val="20"/>
                 <w:szCs w:val="20"/>
               </w:rPr>
-              <w:t>Header / Identification</w:t>
-            </w:r>
+              <w:t xml:space="preserve">Header / </w:t>
+            </w:r>
+            <w:proofErr w:type="spellStart"/>
+            <w:r>
+              <w:rPr>
+                <w:rFonts w:ascii="Times New Roman" w:hAnsi="Times New Roman" w:cs="Times New Roman"/>
+                <w:i/>
+                <w:iCs/>
+                <w:sz w:val="20"/>
+                <w:szCs w:val="20"/>
+              </w:rPr>
+              <w:t>Identification</w:t>
+            </w:r>
+            <w:proofErr w:type="spellEnd"/>
           </w:p>
         </w:tc>
         <w:tc>
@@ -1101,6 +1105,7 @@
                 <w:szCs w:val="20"/>
               </w:rPr>
             </w:pPr>
+            <w:proofErr w:type="spellStart"/>
             <w:r>
               <w:rPr>
                 <w:rFonts w:ascii="Times New Roman" w:hAnsi="Times New Roman" w:cs="Times New Roman"/>
@@ -1109,8 +1114,31 @@
                 <w:sz w:val="20"/>
                 <w:szCs w:val="20"/>
               </w:rPr>
-              <w:t>Filters / Navigation</w:t>
-            </w:r>
+              <w:t>Filters</w:t>
+            </w:r>
+            <w:proofErr w:type="spellEnd"/>
+            <w:r>
+              <w:rPr>
+                <w:rFonts w:ascii="Times New Roman" w:hAnsi="Times New Roman" w:cs="Times New Roman"/>
+                <w:i/>
+                <w:iCs/>
+                <w:sz w:val="20"/>
+                <w:szCs w:val="20"/>
+              </w:rPr>
+              <w:t xml:space="preserve"> / </w:t>
+            </w:r>
+            <w:proofErr w:type="spellStart"/>
+            <w:r>
+              <w:rPr>
+                <w:rFonts w:ascii="Times New Roman" w:hAnsi="Times New Roman" w:cs="Times New Roman"/>
+                <w:i/>
+                <w:iCs/>
+                <w:sz w:val="20"/>
+                <w:szCs w:val="20"/>
+              </w:rPr>
+              <w:t>Navigation</w:t>
+            </w:r>
+            <w:proofErr w:type="spellEnd"/>
           </w:p>
         </w:tc>
         <w:tc>
@@ -1187,16 +1215,9 @@
                 <w:szCs w:val="20"/>
               </w:rPr>
               <w:lastRenderedPageBreak/>
-              <w:t>Branch Type, Branch Name</w:t>
-            </w:r>
-            <w:r>
-              <w:rPr>
-                <w:rFonts w:ascii="Times New Roman" w:hAnsi="Times New Roman" w:cs="Times New Roman"/>
-                <w:sz w:val="20"/>
-                <w:szCs w:val="20"/>
-              </w:rPr>
-              <w:t xml:space="preserve"> e </w:t>
-            </w:r>
+              <w:t xml:space="preserve">Branch </w:t>
+            </w:r>
+            <w:proofErr w:type="spellStart"/>
             <w:r>
               <w:rPr>
                 <w:rFonts w:ascii="Times New Roman" w:hAnsi="Times New Roman" w:cs="Times New Roman"/>
@@ -1205,7 +1226,48 @@
                 <w:sz w:val="20"/>
                 <w:szCs w:val="20"/>
               </w:rPr>
-              <w:t>Transaction Name</w:t>
+              <w:t>Type</w:t>
+            </w:r>
+            <w:proofErr w:type="spellEnd"/>
+            <w:r>
+              <w:rPr>
+                <w:rFonts w:ascii="Times New Roman" w:hAnsi="Times New Roman" w:cs="Times New Roman"/>
+                <w:i/>
+                <w:iCs/>
+                <w:sz w:val="20"/>
+                <w:szCs w:val="20"/>
+              </w:rPr>
+              <w:t>, Branch Name</w:t>
+            </w:r>
+            <w:r>
+              <w:rPr>
+                <w:rFonts w:ascii="Times New Roman" w:hAnsi="Times New Roman" w:cs="Times New Roman"/>
+                <w:sz w:val="20"/>
+                <w:szCs w:val="20"/>
+              </w:rPr>
+              <w:t xml:space="preserve"> e </w:t>
+            </w:r>
+            <w:proofErr w:type="spellStart"/>
+            <w:r>
+              <w:rPr>
+                <w:rFonts w:ascii="Times New Roman" w:hAnsi="Times New Roman" w:cs="Times New Roman"/>
+                <w:i/>
+                <w:iCs/>
+                <w:sz w:val="20"/>
+                <w:szCs w:val="20"/>
+              </w:rPr>
+              <w:t>Transaction</w:t>
+            </w:r>
+            <w:proofErr w:type="spellEnd"/>
+            <w:r>
+              <w:rPr>
+                <w:rFonts w:ascii="Times New Roman" w:hAnsi="Times New Roman" w:cs="Times New Roman"/>
+                <w:i/>
+                <w:iCs/>
+                <w:sz w:val="20"/>
+                <w:szCs w:val="20"/>
+              </w:rPr>
+              <w:t xml:space="preserve"> Name</w:t>
             </w:r>
           </w:p>
         </w:tc>
@@ -1309,7 +1371,29 @@
                 <w:sz w:val="20"/>
                 <w:szCs w:val="20"/>
               </w:rPr>
-              <w:t>Key Performance Indicators (KPIs)</w:t>
+              <w:t xml:space="preserve">Key Performance </w:t>
+            </w:r>
+            <w:proofErr w:type="spellStart"/>
+            <w:r>
+              <w:rPr>
+                <w:rFonts w:ascii="Times New Roman" w:hAnsi="Times New Roman" w:cs="Times New Roman"/>
+                <w:i/>
+                <w:iCs/>
+                <w:sz w:val="20"/>
+                <w:szCs w:val="20"/>
+              </w:rPr>
+              <w:t>Indicators</w:t>
+            </w:r>
+            <w:proofErr w:type="spellEnd"/>
+            <w:r>
+              <w:rPr>
+                <w:rFonts w:ascii="Times New Roman" w:hAnsi="Times New Roman" w:cs="Times New Roman"/>
+                <w:i/>
+                <w:iCs/>
+                <w:sz w:val="20"/>
+                <w:szCs w:val="20"/>
+              </w:rPr>
+              <w:t xml:space="preserve"> (KPIs)</w:t>
             </w:r>
           </w:p>
         </w:tc>
@@ -1511,6 +1595,7 @@
                 <w:szCs w:val="20"/>
               </w:rPr>
             </w:pPr>
+            <w:proofErr w:type="spellStart"/>
             <w:r>
               <w:rPr>
                 <w:rFonts w:ascii="Times New Roman" w:hAnsi="Times New Roman" w:cs="Times New Roman"/>
@@ -1519,8 +1604,31 @@
                 <w:sz w:val="20"/>
                 <w:szCs w:val="20"/>
               </w:rPr>
-              <w:t>Analytical Visualizations</w:t>
-            </w:r>
+              <w:t>Analytical</w:t>
+            </w:r>
+            <w:proofErr w:type="spellEnd"/>
+            <w:r>
+              <w:rPr>
+                <w:rFonts w:ascii="Times New Roman" w:hAnsi="Times New Roman" w:cs="Times New Roman"/>
+                <w:i/>
+                <w:iCs/>
+                <w:sz w:val="20"/>
+                <w:szCs w:val="20"/>
+              </w:rPr>
+              <w:t xml:space="preserve"> </w:t>
+            </w:r>
+            <w:proofErr w:type="spellStart"/>
+            <w:r>
+              <w:rPr>
+                <w:rFonts w:ascii="Times New Roman" w:hAnsi="Times New Roman" w:cs="Times New Roman"/>
+                <w:i/>
+                <w:iCs/>
+                <w:sz w:val="20"/>
+                <w:szCs w:val="20"/>
+              </w:rPr>
+              <w:t>Visualizations</w:t>
+            </w:r>
+            <w:proofErr w:type="spellEnd"/>
           </w:p>
         </w:tc>
         <w:tc>
@@ -1632,7 +1740,15 @@
           <w:i/>
           <w:iCs/>
         </w:rPr>
-        <w:t>Mockup</w:t>
+        <w:t>m</w:t>
+      </w:r>
+      <w:r>
+        <w:rPr>
+          <w:rFonts w:ascii="Times New Roman" w:hAnsi="Times New Roman" w:cs="Times New Roman"/>
+          <w:i/>
+          <w:iCs/>
+        </w:rPr>
+        <w:t>ockup</w:t>
       </w:r>
       <w:r>
         <w:rPr>
@@ -1837,6 +1953,7 @@
       </w:r>
     </w:p>
     <w:p/>
+    <w:p/>
     <w:p>
       <w:pPr>
         <w:pStyle w:val="ListParagraph"/>
@@ -1858,6 +1975,7 @@
           <w:b/>
           <w:bCs/>
         </w:rPr>
+        <w:lastRenderedPageBreak/>
         <w:t xml:space="preserve">Leitura complementar da região 3 </w:t>
       </w:r>
     </w:p>
@@ -1874,7 +1992,6 @@
         <w:rPr>
           <w:rFonts w:ascii="Times New Roman" w:hAnsi="Times New Roman" w:cs="Times New Roman"/>
         </w:rPr>
-        <w:lastRenderedPageBreak/>
         <w:t xml:space="preserve">Essa região reúne os principais KPIs comerciais do BanVic solicitados pelo time comercial e pela diretora comercial Camila Diniz. </w:t>
       </w:r>
       <w:r>
@@ -1883,21 +2000,41 @@
           <w:i/>
           <w:iCs/>
         </w:rPr>
-        <w:t>Active Customers</w:t>
-      </w:r>
+        <w:t xml:space="preserve">Active </w:t>
+      </w:r>
+      <w:proofErr w:type="spellStart"/>
+      <w:r>
+        <w:rPr>
+          <w:rFonts w:ascii="Times New Roman" w:hAnsi="Times New Roman" w:cs="Times New Roman"/>
+          <w:i/>
+          <w:iCs/>
+        </w:rPr>
+        <w:t>Customers</w:t>
+      </w:r>
+      <w:proofErr w:type="spellEnd"/>
       <w:r>
         <w:rPr>
           <w:rFonts w:ascii="Times New Roman" w:hAnsi="Times New Roman" w:cs="Times New Roman"/>
         </w:rPr>
         <w:t xml:space="preserve"> mede o engajamento da base, </w:t>
       </w:r>
-      <w:r>
-        <w:rPr>
-          <w:rFonts w:ascii="Times New Roman" w:hAnsi="Times New Roman" w:cs="Times New Roman"/>
-          <w:i/>
-          <w:iCs/>
-        </w:rPr>
-        <w:t>Churn Rate</w:t>
+      <w:proofErr w:type="spellStart"/>
+      <w:r>
+        <w:rPr>
+          <w:rFonts w:ascii="Times New Roman" w:hAnsi="Times New Roman" w:cs="Times New Roman"/>
+          <w:i/>
+          <w:iCs/>
+        </w:rPr>
+        <w:t>Churn</w:t>
+      </w:r>
+      <w:proofErr w:type="spellEnd"/>
+      <w:r>
+        <w:rPr>
+          <w:rFonts w:ascii="Times New Roman" w:hAnsi="Times New Roman" w:cs="Times New Roman"/>
+          <w:i/>
+          <w:iCs/>
+        </w:rPr>
+        <w:t xml:space="preserve"> Rate</w:t>
       </w:r>
       <w:r>
         <w:rPr>
@@ -1905,13 +2042,41 @@
         </w:rPr>
         <w:t xml:space="preserve"> acompanha a perda de clientes ativos, </w:t>
       </w:r>
-      <w:r>
-        <w:rPr>
-          <w:rFonts w:ascii="Times New Roman" w:hAnsi="Times New Roman" w:cs="Times New Roman"/>
-          <w:i/>
-          <w:iCs/>
-        </w:rPr>
-        <w:t>Avg New Customers per Year</w:t>
+      <w:proofErr w:type="spellStart"/>
+      <w:r>
+        <w:rPr>
+          <w:rFonts w:ascii="Times New Roman" w:hAnsi="Times New Roman" w:cs="Times New Roman"/>
+          <w:i/>
+          <w:iCs/>
+        </w:rPr>
+        <w:t>Avg</w:t>
+      </w:r>
+      <w:proofErr w:type="spellEnd"/>
+      <w:r>
+        <w:rPr>
+          <w:rFonts w:ascii="Times New Roman" w:hAnsi="Times New Roman" w:cs="Times New Roman"/>
+          <w:i/>
+          <w:iCs/>
+        </w:rPr>
+        <w:t xml:space="preserve"> New </w:t>
+      </w:r>
+      <w:proofErr w:type="spellStart"/>
+      <w:r>
+        <w:rPr>
+          <w:rFonts w:ascii="Times New Roman" w:hAnsi="Times New Roman" w:cs="Times New Roman"/>
+          <w:i/>
+          <w:iCs/>
+        </w:rPr>
+        <w:t>Customers</w:t>
+      </w:r>
+      <w:proofErr w:type="spellEnd"/>
+      <w:r>
+        <w:rPr>
+          <w:rFonts w:ascii="Times New Roman" w:hAnsi="Times New Roman" w:cs="Times New Roman"/>
+          <w:i/>
+          <w:iCs/>
+        </w:rPr>
+        <w:t xml:space="preserve"> per Year</w:t>
       </w:r>
       <w:r>
         <w:rPr>
@@ -1925,22 +2090,70 @@
           <w:i/>
           <w:iCs/>
         </w:rPr>
-        <w:t>Total Transactions</w:t>
-      </w:r>
+        <w:t xml:space="preserve">Total </w:t>
+      </w:r>
+      <w:proofErr w:type="spellStart"/>
+      <w:r>
+        <w:rPr>
+          <w:rFonts w:ascii="Times New Roman" w:hAnsi="Times New Roman" w:cs="Times New Roman"/>
+          <w:i/>
+          <w:iCs/>
+        </w:rPr>
+        <w:t>Transactions</w:t>
+      </w:r>
+      <w:proofErr w:type="spellEnd"/>
       <w:r>
         <w:rPr>
           <w:rFonts w:ascii="Times New Roman" w:hAnsi="Times New Roman" w:cs="Times New Roman"/>
         </w:rPr>
         <w:t xml:space="preserve"> representa o volume de operações e </w:t>
       </w:r>
-      <w:r>
-        <w:rPr>
-          <w:rFonts w:ascii="Times New Roman" w:hAnsi="Times New Roman" w:cs="Times New Roman"/>
-          <w:i/>
-          <w:iCs/>
-        </w:rPr>
-        <w:t>Avg Transaction Value</w:t>
-      </w:r>
+      <w:proofErr w:type="spellStart"/>
+      <w:r>
+        <w:rPr>
+          <w:rFonts w:ascii="Times New Roman" w:hAnsi="Times New Roman" w:cs="Times New Roman"/>
+          <w:i/>
+          <w:iCs/>
+        </w:rPr>
+        <w:t>Avg</w:t>
+      </w:r>
+      <w:proofErr w:type="spellEnd"/>
+      <w:r>
+        <w:rPr>
+          <w:rFonts w:ascii="Times New Roman" w:hAnsi="Times New Roman" w:cs="Times New Roman"/>
+          <w:i/>
+          <w:iCs/>
+        </w:rPr>
+        <w:t xml:space="preserve"> </w:t>
+      </w:r>
+      <w:proofErr w:type="spellStart"/>
+      <w:r>
+        <w:rPr>
+          <w:rFonts w:ascii="Times New Roman" w:hAnsi="Times New Roman" w:cs="Times New Roman"/>
+          <w:i/>
+          <w:iCs/>
+        </w:rPr>
+        <w:t>Transaction</w:t>
+      </w:r>
+      <w:proofErr w:type="spellEnd"/>
+      <w:r>
+        <w:rPr>
+          <w:rFonts w:ascii="Times New Roman" w:hAnsi="Times New Roman" w:cs="Times New Roman"/>
+          <w:i/>
+          <w:iCs/>
+        </w:rPr>
+        <w:t xml:space="preserve"> </w:t>
+      </w:r>
+      <w:proofErr w:type="spellStart"/>
+      <w:r>
+        <w:rPr>
+          <w:rFonts w:ascii="Times New Roman" w:hAnsi="Times New Roman" w:cs="Times New Roman"/>
+          <w:i/>
+          <w:iCs/>
+        </w:rPr>
+        <w:t>Value</w:t>
+      </w:r>
+      <w:proofErr w:type="spellEnd"/>
       <w:r>
         <w:rPr>
           <w:rFonts w:ascii="Times New Roman" w:hAnsi="Times New Roman" w:cs="Times New Roman"/>
@@ -2021,21 +2234,59 @@
           <w:i/>
           <w:iCs/>
         </w:rPr>
-        <w:t>Active vs. Inactive Customers</w:t>
-      </w:r>
+        <w:t xml:space="preserve">Active vs. </w:t>
+      </w:r>
+      <w:proofErr w:type="spellStart"/>
+      <w:r>
+        <w:rPr>
+          <w:rFonts w:ascii="Times New Roman" w:hAnsi="Times New Roman" w:cs="Times New Roman"/>
+          <w:i/>
+          <w:iCs/>
+        </w:rPr>
+        <w:t>Inactive</w:t>
+      </w:r>
+      <w:proofErr w:type="spellEnd"/>
+      <w:r>
+        <w:rPr>
+          <w:rFonts w:ascii="Times New Roman" w:hAnsi="Times New Roman" w:cs="Times New Roman"/>
+          <w:i/>
+          <w:iCs/>
+        </w:rPr>
+        <w:t xml:space="preserve"> </w:t>
+      </w:r>
+      <w:proofErr w:type="spellStart"/>
+      <w:r>
+        <w:rPr>
+          <w:rFonts w:ascii="Times New Roman" w:hAnsi="Times New Roman" w:cs="Times New Roman"/>
+          <w:i/>
+          <w:iCs/>
+        </w:rPr>
+        <w:t>Customers</w:t>
+      </w:r>
+      <w:proofErr w:type="spellEnd"/>
       <w:r>
         <w:rPr>
           <w:rFonts w:ascii="Times New Roman" w:hAnsi="Times New Roman" w:cs="Times New Roman"/>
         </w:rPr>
         <w:t xml:space="preserve"> acompanha a evolução do engajamento da base e ajuda a contextualizar o indicador de clientes ativos. </w:t>
       </w:r>
-      <w:r>
-        <w:rPr>
-          <w:rFonts w:ascii="Times New Roman" w:hAnsi="Times New Roman" w:cs="Times New Roman"/>
-          <w:i/>
-          <w:iCs/>
-        </w:rPr>
-        <w:t>Transaction Evolution</w:t>
+      <w:proofErr w:type="spellStart"/>
+      <w:r>
+        <w:rPr>
+          <w:rFonts w:ascii="Times New Roman" w:hAnsi="Times New Roman" w:cs="Times New Roman"/>
+          <w:i/>
+          <w:iCs/>
+        </w:rPr>
+        <w:t>Transaction</w:t>
+      </w:r>
+      <w:proofErr w:type="spellEnd"/>
+      <w:r>
+        <w:rPr>
+          <w:rFonts w:ascii="Times New Roman" w:hAnsi="Times New Roman" w:cs="Times New Roman"/>
+          <w:i/>
+          <w:iCs/>
+        </w:rPr>
+        <w:t xml:space="preserve"> Evolution</w:t>
       </w:r>
       <w:r>
         <w:rPr>
@@ -2065,8 +2316,36 @@
           <w:i/>
           <w:iCs/>
         </w:rPr>
-        <w:t>Digital vs. Physical Branches</w:t>
-      </w:r>
+        <w:t xml:space="preserve">Digital vs. </w:t>
+      </w:r>
+      <w:proofErr w:type="spellStart"/>
+      <w:r>
+        <w:rPr>
+          <w:rFonts w:ascii="Times New Roman" w:hAnsi="Times New Roman" w:cs="Times New Roman"/>
+          <w:i/>
+          <w:iCs/>
+        </w:rPr>
+        <w:t>Physical</w:t>
+      </w:r>
+      <w:proofErr w:type="spellEnd"/>
+      <w:r>
+        <w:rPr>
+          <w:rFonts w:ascii="Times New Roman" w:hAnsi="Times New Roman" w:cs="Times New Roman"/>
+          <w:i/>
+          <w:iCs/>
+        </w:rPr>
+        <w:t xml:space="preserve"> </w:t>
+      </w:r>
+      <w:proofErr w:type="spellStart"/>
+      <w:r>
+        <w:rPr>
+          <w:rFonts w:ascii="Times New Roman" w:hAnsi="Times New Roman" w:cs="Times New Roman"/>
+          <w:i/>
+          <w:iCs/>
+        </w:rPr>
+        <w:t>Branches</w:t>
+      </w:r>
+      <w:proofErr w:type="spellEnd"/>
       <w:r>
         <w:rPr>
           <w:rFonts w:ascii="Times New Roman" w:hAnsi="Times New Roman" w:cs="Times New Roman"/>
@@ -2099,13 +2378,59 @@
         </w:rPr>
         <w:t xml:space="preserve">. Por fim, </w:t>
       </w:r>
-      <w:r>
-        <w:rPr>
-          <w:rFonts w:ascii="Times New Roman" w:hAnsi="Times New Roman" w:cs="Times New Roman"/>
-          <w:i/>
-          <w:iCs/>
-        </w:rPr>
-        <w:t>Credit Proposals by Status</w:t>
+      <w:proofErr w:type="spellStart"/>
+      <w:r>
+        <w:rPr>
+          <w:rFonts w:ascii="Times New Roman" w:hAnsi="Times New Roman" w:cs="Times New Roman"/>
+          <w:i/>
+          <w:iCs/>
+        </w:rPr>
+        <w:t>Credit</w:t>
+      </w:r>
+      <w:proofErr w:type="spellEnd"/>
+      <w:r>
+        <w:rPr>
+          <w:rFonts w:ascii="Times New Roman" w:hAnsi="Times New Roman" w:cs="Times New Roman"/>
+          <w:i/>
+          <w:iCs/>
+        </w:rPr>
+        <w:t xml:space="preserve"> </w:t>
+      </w:r>
+      <w:proofErr w:type="spellStart"/>
+      <w:r>
+        <w:rPr>
+          <w:rFonts w:ascii="Times New Roman" w:hAnsi="Times New Roman" w:cs="Times New Roman"/>
+          <w:i/>
+          <w:iCs/>
+        </w:rPr>
+        <w:t>Proposals</w:t>
+      </w:r>
+      <w:proofErr w:type="spellEnd"/>
+      <w:r>
+        <w:rPr>
+          <w:rFonts w:ascii="Times New Roman" w:hAnsi="Times New Roman" w:cs="Times New Roman"/>
+          <w:i/>
+          <w:iCs/>
+        </w:rPr>
+        <w:t xml:space="preserve"> </w:t>
+      </w:r>
+      <w:proofErr w:type="spellStart"/>
+      <w:r>
+        <w:rPr>
+          <w:rFonts w:ascii="Times New Roman" w:hAnsi="Times New Roman" w:cs="Times New Roman"/>
+          <w:i/>
+          <w:iCs/>
+        </w:rPr>
+        <w:t>by</w:t>
+      </w:r>
+      <w:proofErr w:type="spellEnd"/>
+      <w:r>
+        <w:rPr>
+          <w:rFonts w:ascii="Times New Roman" w:hAnsi="Times New Roman" w:cs="Times New Roman"/>
+          <w:i/>
+          <w:iCs/>
+        </w:rPr>
+        <w:t xml:space="preserve"> Status</w:t>
       </w:r>
       <w:r>
         <w:rPr>
@@ -2382,7 +2707,21 @@
         <w:rPr>
           <w:rFonts w:ascii="Times New Roman" w:hAnsi="Times New Roman" w:cs="Times New Roman"/>
         </w:rPr>
-        <w:t xml:space="preserve">O churn segue movimento inverso. Conforme a definição adotada na análise </w:t>
+        <w:t xml:space="preserve">O </w:t>
+      </w:r>
+      <w:proofErr w:type="spellStart"/>
+      <w:r>
+        <w:rPr>
+          <w:rFonts w:ascii="Times New Roman" w:hAnsi="Times New Roman" w:cs="Times New Roman"/>
+        </w:rPr>
+        <w:t>churn</w:t>
+      </w:r>
+      <w:proofErr w:type="spellEnd"/>
+      <w:r>
+        <w:rPr>
+          <w:rFonts w:ascii="Times New Roman" w:hAnsi="Times New Roman" w:cs="Times New Roman"/>
+        </w:rPr>
+        <w:t xml:space="preserve"> segue movimento inverso. Conforme a definição adotada na análise </w:t>
       </w:r>
       <w:r>
         <w:rPr>
